--- a/manuscript/submission/psychiatry-research/Supplementary_Tables_Psychiatry_Research_FINAL.docx
+++ b/manuscript/submission/psychiatry-research/Supplementary_Tables_Psychiatry_Research_FINAL.docx
@@ -244,7 +244,7 @@
         <w:pStyle w:val="Heading2"/>
       </w:pPr>
       <w:r>
-        <w:t xml:space="preserve">Supplementary Table S2. Corrected P01 estimates by temporal resolution</w:t>
+        <w:t xml:space="preserve">Supplementary Table S2. P01 estimates by temporal resolution</w:t>
       </w:r>
     </w:p>
     <w:tbl>
